--- a/data/outputs/v2/Grade11/Biology/Quizzes/SS1.3_Taxonomy_II/Biology_G11_SS1.3_Taxonomy_II_L6_AnswerKey.docx
+++ b/data/outputs/v2/Grade11/Biology/Quizzes/SS1.3_Taxonomy_II/Biology_G11_SS1.3_Taxonomy_II_L6_AnswerKey.docx
@@ -1405,7 +1405,7 @@
         </w:rPr>
         <w:t xml:space="preserve">© 2026 SeaVuria and ARES. Aligned with KICD objectives. Developed by SeaVuria; technical implementation by ARES (with AI assistance from Claude). Licensed under </w:t>
       </w:r>
-      <w:hyperlink w:history="1" r:id="rIdx14oxa7tc9t19ndteew10">
+      <w:hyperlink w:history="1" r:id="rIdsybbfkr0qvxw9umkq2ndl">
         <w:r>
           <w:rPr>
             <w:rFonts w:ascii="Arial" w:cs="Arial" w:eastAsia="Arial" w:hAnsi="Arial"/>
@@ -1426,7 +1426,7 @@
         </w:rPr>
         <w:t xml:space="preserve"> (</w:t>
       </w:r>
-      <w:hyperlink w:history="1" r:id="rIdghlk9kes_nqpi2nidz3w1">
+      <w:hyperlink w:history="1" r:id="rIdy8oualkesuo5gbslabosm">
         <w:r>
           <w:rPr>
             <w:rFonts w:ascii="Arial" w:cs="Arial" w:eastAsia="Arial" w:hAnsi="Arial"/>

--- a/data/outputs/v2/Grade11/Biology/Quizzes/SS1.3_Taxonomy_II/Biology_G11_SS1.3_Taxonomy_II_L6_AnswerKey.docx
+++ b/data/outputs/v2/Grade11/Biology/Quizzes/SS1.3_Taxonomy_II/Biology_G11_SS1.3_Taxonomy_II_L6_AnswerKey.docx
@@ -1405,7 +1405,7 @@
         </w:rPr>
         <w:t xml:space="preserve">© 2026 SeaVuria and ARES. Aligned with KICD objectives. Developed by SeaVuria; technical implementation by ARES (with AI assistance from Claude). Licensed under </w:t>
       </w:r>
-      <w:hyperlink w:history="1" r:id="rIdsybbfkr0qvxw9umkq2ndl">
+      <w:hyperlink w:history="1" r:id="rId9ypw8q442tlluonkumms0">
         <w:r>
           <w:rPr>
             <w:rFonts w:ascii="Arial" w:cs="Arial" w:eastAsia="Arial" w:hAnsi="Arial"/>
@@ -1426,7 +1426,7 @@
         </w:rPr>
         <w:t xml:space="preserve"> (</w:t>
       </w:r>
-      <w:hyperlink w:history="1" r:id="rIdy8oualkesuo5gbslabosm">
+      <w:hyperlink w:history="1" r:id="rIdlryrkjxet0npoexlfbhlf">
         <w:r>
           <w:rPr>
             <w:rFonts w:ascii="Arial" w:cs="Arial" w:eastAsia="Arial" w:hAnsi="Arial"/>
